--- a/Заметки для работы.docx
+++ b/Заметки для работы.docx
@@ -987,10 +987,7 @@
         <w:t>2</w:t>
       </w:r>
       <w:r>
-        <w:t>7</w:t>
-      </w:r>
-      <w:r>
-        <w:t>2</w:t>
+        <w:t>96</w:t>
       </w:r>
     </w:p>
     <w:p>
@@ -11138,19 +11135,28 @@
         <w:rPr>
           <w:bCs/>
         </w:rPr>
-        <w:t>reduce</w:t>
-      </w:r>
-      <w:r>
+        <w:t>reduce - сворачивает массив к одному значению (редуцирует). К примеру, с помощью этого метода можно легко найти сумму элементов массива (то есть массив сведется к одному значению - к сумме элементов).</w:t>
+      </w:r>
+    </w:p>
+    <w:p>
+      <w:pPr>
+        <w:ind w:left="709" w:hanging="709"/>
+        <w:jc w:val="both"/>
         <w:rPr>
           <w:bCs/>
         </w:rPr>
-        <w:t xml:space="preserve"> - </w:t>
-      </w:r>
+      </w:pPr>
       <w:r>
         <w:rPr>
           <w:bCs/>
         </w:rPr>
-        <w:t>сворачивает массив к одному значению (редуцирует). К примеру, с помощью этого метода можно легко найти сумму элементов массива (то есть массив сведется к одному значению - к сумме элементов).</w:t>
+        <w:tab/>
+      </w:r>
+      <w:r>
+        <w:rPr>
+          <w:bCs/>
+        </w:rPr>
+        <w:t>массив.reduce(function(промежуточный результат, элемент, индекс, массив) {</w:t>
       </w:r>
     </w:p>
     <w:p>
@@ -11171,7 +11177,136 @@
         <w:rPr>
           <w:bCs/>
         </w:rPr>
-        <w:t>массив.reduce(function(промежуточный результат, элемент, индекс, массив) {</w:t>
+        <w:tab/>
+      </w:r>
+      <w:r>
+        <w:rPr>
+          <w:bCs/>
+        </w:rPr>
+        <w:t>return новый промежуточный результат;</w:t>
+      </w:r>
+    </w:p>
+    <w:p>
+      <w:pPr>
+        <w:ind w:left="709" w:hanging="1"/>
+        <w:jc w:val="both"/>
+        <w:rPr>
+          <w:bCs/>
+        </w:rPr>
+      </w:pPr>
+      <w:r>
+        <w:rPr>
+          <w:bCs/>
+        </w:rPr>
+        <w:t>}, начальное значение);</w:t>
+      </w:r>
+    </w:p>
+    <w:p>
+      <w:pPr>
+        <w:ind w:left="709" w:hanging="1"/>
+        <w:jc w:val="both"/>
+        <w:rPr>
+          <w:bCs/>
+        </w:rPr>
+      </w:pPr>
+      <w:r>
+        <w:rPr>
+          <w:bCs/>
+        </w:rPr>
+        <w:t>let arr =</w:t>
+      </w:r>
+      <w:r>
+        <w:rPr>
+          <w:bCs/>
+        </w:rPr>
+        <w:t>[1, 2, 3, 4, 5]</w:t>
+      </w:r>
+      <w:r>
+        <w:rPr>
+          <w:bCs/>
+        </w:rPr>
+        <w:t>;</w:t>
+      </w:r>
+    </w:p>
+    <w:p>
+      <w:pPr>
+        <w:ind w:left="709" w:hanging="1"/>
+        <w:jc w:val="both"/>
+        <w:rPr>
+          <w:bCs/>
+        </w:rPr>
+      </w:pPr>
+    </w:p>
+    <w:p>
+      <w:pPr>
+        <w:ind w:left="709" w:hanging="1"/>
+        <w:jc w:val="both"/>
+        <w:rPr>
+          <w:bCs/>
+        </w:rPr>
+      </w:pPr>
+      <w:r>
+        <w:rPr>
+          <w:bCs/>
+        </w:rPr>
+        <w:t>// acc — аккумулятор (копилка), elem — текущий элемент массива</w:t>
+      </w:r>
+    </w:p>
+    <w:p>
+      <w:pPr>
+        <w:ind w:left="709" w:hanging="1"/>
+        <w:jc w:val="both"/>
+        <w:rPr>
+          <w:bCs/>
+        </w:rPr>
+      </w:pPr>
+      <w:r>
+        <w:rPr>
+          <w:bCs/>
+        </w:rPr>
+        <w:t>// 0 в самом конце — это начальное значение, с которого стартует acc</w:t>
+      </w:r>
+    </w:p>
+    <w:p>
+      <w:pPr>
+        <w:ind w:left="709" w:hanging="1"/>
+        <w:jc w:val="both"/>
+        <w:rPr>
+          <w:bCs/>
+          <w:lang w:val="en-US"/>
+        </w:rPr>
+      </w:pPr>
+      <w:r>
+        <w:rPr>
+          <w:bCs/>
+          <w:lang w:val="en-US"/>
+        </w:rPr>
+        <w:t>let sum = arr.reduce((acc, elem) =&gt; acc + elem, 0);</w:t>
+      </w:r>
+    </w:p>
+    <w:p>
+      <w:pPr>
+        <w:ind w:left="709" w:hanging="1"/>
+        <w:jc w:val="both"/>
+        <w:rPr>
+          <w:bCs/>
+          <w:lang w:val="en-US"/>
+        </w:rPr>
+      </w:pPr>
+    </w:p>
+    <w:p>
+      <w:pPr>
+        <w:ind w:left="709" w:hanging="1"/>
+        <w:jc w:val="both"/>
+        <w:rPr>
+          <w:bCs/>
+        </w:rPr>
+      </w:pPr>
+      <w:r>
+        <w:rPr>
+          <w:bCs/>
+        </w:rPr>
+        <w:t>console.log(sum); // Выведет: 10</w:t>
       </w:r>
     </w:p>
     <w:p>
@@ -11186,18 +11321,49 @@
         <w:rPr>
           <w:bCs/>
         </w:rPr>
-        <w:tab/>
+        <w:t xml:space="preserve">reduceRight - </w:t>
       </w:r>
       <w:r>
         <w:rPr>
           <w:bCs/>
         </w:rPr>
-        <w:tab/>
-      </w:r>
-      <w:r>
+        <w:t>работает точно так же как и reduce - смотрите его для полного понимания. Единственное отличие: reduce перебирает элементы слева направо, а reduceRight - справа налево</w:t>
+      </w:r>
+    </w:p>
+    <w:p>
+      <w:pPr>
+        <w:ind w:left="709" w:hanging="1"/>
+        <w:jc w:val="both"/>
         <w:rPr>
           <w:bCs/>
         </w:rPr>
+      </w:pPr>
+      <w:r>
+        <w:rPr>
+          <w:bCs/>
+        </w:rPr>
+        <w:t>массив.reduceRight(function(промежуточный результат, элемент, индекс, массив) {</w:t>
+      </w:r>
+    </w:p>
+    <w:p>
+      <w:pPr>
+        <w:ind w:left="709" w:hanging="709"/>
+        <w:jc w:val="both"/>
+        <w:rPr>
+          <w:bCs/>
+        </w:rPr>
+      </w:pPr>
+      <w:r>
+        <w:rPr>
+          <w:bCs/>
+        </w:rPr>
+        <w:tab/>
+      </w:r>
+      <w:r>
+        <w:rPr>
+          <w:bCs/>
+        </w:rPr>
+        <w:tab/>
         <w:t>return новый промежуточный результат;</w:t>
       </w:r>
     </w:p>
@@ -11218,205 +11384,14 @@
     </w:p>
     <w:p>
       <w:pPr>
-        <w:ind w:left="709" w:hanging="1"/>
-        <w:jc w:val="both"/>
-        <w:rPr>
-          <w:bCs/>
-        </w:rPr>
-      </w:pPr>
-      <w:r>
-        <w:rPr>
-          <w:bCs/>
-        </w:rPr>
-        <w:t>let arr =</w:t>
-      </w:r>
-      <w:r>
-        <w:rPr>
-          <w:bCs/>
-          <w:lang w:val="en-US"/>
-        </w:rPr>
-        <w:t>[1, 2, 3, 4, 5]</w:t>
-      </w:r>
-      <w:r>
-        <w:rPr>
-          <w:bCs/>
-        </w:rPr>
-        <w:t>;</w:t>
-      </w:r>
-    </w:p>
-    <w:p>
-      <w:pPr>
-        <w:ind w:left="709" w:hanging="1"/>
-        <w:jc w:val="both"/>
-        <w:rPr>
-          <w:bCs/>
-        </w:rPr>
-      </w:pPr>
-    </w:p>
-    <w:p>
-      <w:pPr>
-        <w:ind w:left="709" w:hanging="1"/>
-        <w:jc w:val="both"/>
-        <w:rPr>
-          <w:bCs/>
-        </w:rPr>
-      </w:pPr>
-      <w:r>
-        <w:rPr>
-          <w:bCs/>
-        </w:rPr>
-        <w:t>// acc — аккумулятор (копилка), elem — текущий элемент массива</w:t>
-      </w:r>
-    </w:p>
-    <w:p>
-      <w:pPr>
-        <w:ind w:left="709" w:hanging="1"/>
-        <w:jc w:val="both"/>
-        <w:rPr>
-          <w:bCs/>
-        </w:rPr>
-      </w:pPr>
-      <w:r>
-        <w:rPr>
-          <w:bCs/>
-        </w:rPr>
-        <w:t>// 0 в самом конце — это начальное значение, с которого стартует acc</w:t>
-      </w:r>
-    </w:p>
-    <w:p>
-      <w:pPr>
-        <w:ind w:left="709" w:hanging="1"/>
-        <w:jc w:val="both"/>
-        <w:rPr>
-          <w:bCs/>
-          <w:lang w:val="en-US"/>
-        </w:rPr>
-      </w:pPr>
-      <w:r>
-        <w:rPr>
-          <w:bCs/>
-          <w:lang w:val="en-US"/>
-        </w:rPr>
-        <w:t>let sum = arr.reduce((acc, elem) =&gt; acc + elem, 0);</w:t>
-      </w:r>
-    </w:p>
-    <w:p>
-      <w:pPr>
-        <w:ind w:left="709" w:hanging="1"/>
-        <w:jc w:val="both"/>
-        <w:rPr>
-          <w:bCs/>
-          <w:lang w:val="en-US"/>
-        </w:rPr>
-      </w:pPr>
-    </w:p>
-    <w:p>
-      <w:pPr>
-        <w:ind w:left="709" w:hanging="1"/>
-        <w:jc w:val="both"/>
-        <w:rPr>
-          <w:bCs/>
-        </w:rPr>
-      </w:pPr>
-      <w:r>
-        <w:rPr>
-          <w:bCs/>
-        </w:rPr>
-        <w:t>console.log(sum); // Выведет: 10</w:t>
-      </w:r>
-    </w:p>
-    <w:p>
-      <w:pPr>
         <w:ind w:left="709" w:hanging="709"/>
         <w:jc w:val="both"/>
-        <w:rPr>
-          <w:bCs/>
-        </w:rPr>
-      </w:pPr>
-      <w:r>
-        <w:rPr>
-          <w:bCs/>
-        </w:rPr>
-        <w:t>reduceRight</w:t>
-      </w:r>
-      <w:r>
-        <w:rPr>
-          <w:bCs/>
-        </w:rPr>
-        <w:t xml:space="preserve"> - </w:t>
-      </w:r>
-      <w:r>
-        <w:rPr>
-          <w:bCs/>
-        </w:rPr>
-        <w:t>работает точно так же как и reduce - смотрите его для полного понимания. Единственное отличие: reduce перебирает элементы слева направо, а reduceRight - справа налево</w:t>
-      </w:r>
-    </w:p>
-    <w:p>
-      <w:pPr>
-        <w:ind w:left="709" w:hanging="1"/>
-        <w:jc w:val="both"/>
-        <w:rPr>
-          <w:bCs/>
-        </w:rPr>
-      </w:pPr>
-      <w:r>
-        <w:rPr>
-          <w:bCs/>
-        </w:rPr>
-        <w:t>массив.reduceRight(function(промежуточный результат, элемент, индекс, массив) {</w:t>
-      </w:r>
-    </w:p>
-    <w:p>
-      <w:pPr>
-        <w:ind w:left="709" w:hanging="709"/>
-        <w:jc w:val="both"/>
-        <w:rPr>
-          <w:bCs/>
-        </w:rPr>
-      </w:pPr>
-      <w:r>
-        <w:rPr>
-          <w:bCs/>
-        </w:rPr>
-        <w:tab/>
-      </w:r>
-      <w:r>
-        <w:rPr>
-          <w:bCs/>
-        </w:rPr>
-        <w:tab/>
-        <w:t>return новый промежуточный результат;</w:t>
-      </w:r>
-    </w:p>
-    <w:p>
-      <w:pPr>
-        <w:ind w:left="709" w:hanging="1"/>
-        <w:jc w:val="both"/>
-        <w:rPr>
-          <w:bCs/>
-        </w:rPr>
-      </w:pPr>
-      <w:r>
-        <w:rPr>
-          <w:bCs/>
-        </w:rPr>
-        <w:t>}, начальное значение);</w:t>
-      </w:r>
-    </w:p>
-    <w:p>
-      <w:pPr>
-        <w:ind w:left="709" w:hanging="709"/>
-        <w:jc w:val="both"/>
       </w:pPr>
       <w:r>
         <w:t>spread</w:t>
       </w:r>
       <w:r>
-        <w:t xml:space="preserve"> - </w:t>
-      </w:r>
-      <w:r>
-        <w:t xml:space="preserve">Когда оператор </w:t>
+        <w:t xml:space="preserve"> - Когда оператор </w:t>
       </w:r>
       <w:r>
         <w:rPr>
@@ -11425,13 +11400,7 @@
         <w:t>spread</w:t>
       </w:r>
       <w:r>
-        <w:t xml:space="preserve"> ...</w:t>
-      </w:r>
-      <w:r>
-        <w:t xml:space="preserve"> </w:t>
-      </w:r>
-      <w:r>
-        <w:t>стоит перед массивом, он разделяет этот массив на отдельные значения, превращая массив в набор параметров, необходимых для вызова функции</w:t>
+        <w:t xml:space="preserve"> ... стоит перед массивом, он разделяет этот массив на отдельные значения, превращая массив в набор параметров, необходимых для вызова функции</w:t>
       </w:r>
     </w:p>
     <w:p>

--- a/Заметки для работы.docx
+++ b/Заметки для работы.docx
@@ -1,6 +1,6 @@
 
 <file path=word/document.xml><?xml version="1.0" encoding="utf-8"?>
-<w:document xmlns:wpc="http://schemas.microsoft.com/office/word/2010/wordprocessingCanvas" xmlns:cx="http://schemas.microsoft.com/office/drawing/2014/chartex" xmlns:cx1="http://schemas.microsoft.com/office/drawing/2015/9/8/chartex" xmlns:cx2="http://schemas.microsoft.com/office/drawing/2015/10/21/chartex" xmlns:cx3="http://schemas.microsoft.com/office/drawing/2016/5/9/chartex" xmlns:cx4="http://schemas.microsoft.com/office/drawing/2016/5/10/chartex" xmlns:cx5="http://schemas.microsoft.com/office/drawing/2016/5/11/chartex" xmlns:cx6="http://schemas.microsoft.com/office/drawing/2016/5/12/chartex" xmlns:cx7="http://schemas.microsoft.com/office/drawing/2016/5/13/chartex" xmlns:cx8="http://schemas.microsoft.com/office/drawing/2016/5/14/chartex" xmlns:mc="http://schemas.openxmlformats.org/markup-compatibility/2006" xmlns:aink="http://schemas.microsoft.com/office/drawing/2016/ink" xmlns:am3d="http://schemas.microsoft.com/office/drawing/2017/model3d" xmlns:o="urn:schemas-microsoft-com:office:office" xmlns:r="http://schemas.openxmlformats.org/officeDocument/2006/relationships" xmlns:m="http://schemas.openxmlformats.org/officeDocument/2006/math" xmlns:v="urn:schemas-microsoft-com:vml" xmlns:wp14="http://schemas.microsoft.com/office/word/2010/wordprocessingDrawing" xmlns:wp="http://schemas.openxmlformats.org/drawingml/2006/wordprocessingDrawing" xmlns:w10="urn:schemas-microsoft-com:office:word" xmlns:w="http://schemas.openxmlformats.org/wordprocessingml/2006/main" xmlns:w14="http://schemas.microsoft.com/office/word/2010/wordml" xmlns:w15="http://schemas.microsoft.com/office/word/2012/wordml" xmlns:w16cex="http://schemas.microsoft.com/office/word/2018/wordml/cex" xmlns:w16cid="http://schemas.microsoft.com/office/word/2016/wordml/cid" xmlns:w16="http://schemas.microsoft.com/office/word/2018/wordml" xmlns:w16sdtdh="http://schemas.microsoft.com/office/word/2020/wordml/sdtdatahash" xmlns:w16se="http://schemas.microsoft.com/office/word/2015/wordml/symex" xmlns:wpg="http://schemas.microsoft.com/office/word/2010/wordprocessingGroup" xmlns:wpi="http://schemas.microsoft.com/office/word/2010/wordprocessingInk" xmlns:wne="http://schemas.microsoft.com/office/word/2006/wordml" xmlns:wps="http://schemas.microsoft.com/office/word/2010/wordprocessingShape" mc:Ignorable="w14 w15 w16se w16cid w16 w16cex w16sdtdh wp14">
+<w:document xmlns:wpc="http://schemas.microsoft.com/office/word/2010/wordprocessingCanvas" xmlns:cx="http://schemas.microsoft.com/office/drawing/2014/chartex" xmlns:cx1="http://schemas.microsoft.com/office/drawing/2015/9/8/chartex" xmlns:cx2="http://schemas.microsoft.com/office/drawing/2015/10/21/chartex" xmlns:cx3="http://schemas.microsoft.com/office/drawing/2016/5/9/chartex" xmlns:cx4="http://schemas.microsoft.com/office/drawing/2016/5/10/chartex" xmlns:cx5="http://schemas.microsoft.com/office/drawing/2016/5/11/chartex" xmlns:cx6="http://schemas.microsoft.com/office/drawing/2016/5/12/chartex" xmlns:cx7="http://schemas.microsoft.com/office/drawing/2016/5/13/chartex" xmlns:cx8="http://schemas.microsoft.com/office/drawing/2016/5/14/chartex" xmlns:mc="http://schemas.openxmlformats.org/markup-compatibility/2006" xmlns:aink="http://schemas.microsoft.com/office/drawing/2016/ink" xmlns:am3d="http://schemas.microsoft.com/office/drawing/2017/model3d" xmlns:o="urn:schemas-microsoft-com:office:office" xmlns:oel="http://schemas.microsoft.com/office/2019/extlst" xmlns:r="http://schemas.openxmlformats.org/officeDocument/2006/relationships" xmlns:m="http://schemas.openxmlformats.org/officeDocument/2006/math" xmlns:v="urn:schemas-microsoft-com:vml" xmlns:wp14="http://schemas.microsoft.com/office/word/2010/wordprocessingDrawing" xmlns:wp="http://schemas.openxmlformats.org/drawingml/2006/wordprocessingDrawing" xmlns:w10="urn:schemas-microsoft-com:office:word" xmlns:w="http://schemas.openxmlformats.org/wordprocessingml/2006/main" xmlns:w14="http://schemas.microsoft.com/office/word/2010/wordml" xmlns:w15="http://schemas.microsoft.com/office/word/2012/wordml" xmlns:w16cex="http://schemas.microsoft.com/office/word/2018/wordml/cex" xmlns:w16cid="http://schemas.microsoft.com/office/word/2016/wordml/cid" xmlns:w16="http://schemas.microsoft.com/office/word/2018/wordml" xmlns:w16du="http://schemas.microsoft.com/office/word/2023/wordml/word16du" xmlns:w16sdtdh="http://schemas.microsoft.com/office/word/2020/wordml/sdtdatahash" xmlns:w16sdtfl="http://schemas.microsoft.com/office/word/2024/wordml/sdtformatlock" xmlns:w16se="http://schemas.microsoft.com/office/word/2015/wordml/symex" xmlns:wpg="http://schemas.microsoft.com/office/word/2010/wordprocessingGroup" xmlns:wpi="http://schemas.microsoft.com/office/word/2010/wordprocessingInk" xmlns:wne="http://schemas.microsoft.com/office/word/2006/wordml" xmlns:wps="http://schemas.microsoft.com/office/word/2010/wordprocessingShape" mc:Ignorable="w14 w15 w16se w16cid w16 w16cex w16sdtdh w16sdtfl w16du wp14">
   <w:body>
     <w:sdt>
       <w:sdtPr>
@@ -982,12 +982,15 @@
     <w:p>
       <w:pPr>
         <w:jc w:val="both"/>
-      </w:pPr>
-      <w:r>
-        <w:t>2</w:t>
-      </w:r>
-      <w:r>
-        <w:t>96</w:t>
+        <w:rPr>
+          <w:lang w:val="en-US"/>
+        </w:rPr>
+      </w:pPr>
+      <w:r>
+        <w:rPr>
+          <w:lang w:val="en-US"/>
+        </w:rPr>
+        <w:t>319</w:t>
       </w:r>
     </w:p>
     <w:p>
@@ -1019,6 +1022,9 @@
     <w:p>
       <w:pPr>
         <w:jc w:val="both"/>
+        <w:rPr>
+          <w:lang w:val="en-US"/>
+        </w:rPr>
       </w:pPr>
       <w:r>
         <w:rPr>
@@ -11467,6 +11473,36 @@
         <w:ind w:left="709" w:hanging="709"/>
         <w:jc w:val="both"/>
       </w:pPr>
+      <w:r>
+        <w:t>concat</w:t>
+      </w:r>
+      <w:r>
+        <w:t xml:space="preserve"> – </w:t>
+      </w:r>
+      <w:r>
+        <w:t>объединяет массивы в один</w:t>
+      </w:r>
+    </w:p>
+    <w:p>
+      <w:pPr>
+        <w:ind w:left="709" w:hanging="709"/>
+        <w:jc w:val="both"/>
+        <w:rPr>
+          <w:lang w:val="en-US"/>
+        </w:rPr>
+      </w:pPr>
+      <w:r>
+        <w:t>addZero</w:t>
+      </w:r>
+      <w:r>
+        <w:t xml:space="preserve"> – добавляет ноль перед числом от 0 до 9</w:t>
+      </w:r>
+    </w:p>
+    <w:p>
+      <w:pPr>
+        <w:ind w:left="709" w:hanging="709"/>
+        <w:jc w:val="both"/>
+      </w:pPr>
     </w:p>
     <w:p>
       <w:pPr>
@@ -11508,12 +11544,168 @@
       </w:r>
     </w:p>
     <w:p>
+      <w:pPr>
+        <w:rPr>
+          <w:lang w:val="en-US"/>
+        </w:rPr>
+      </w:pPr>
       <w:r>
         <w:t>}</w:t>
       </w:r>
     </w:p>
+    <w:p>
+      <w:pPr>
+        <w:rPr>
+          <w:lang w:val="en-US"/>
+        </w:rPr>
+      </w:pPr>
+    </w:p>
+    <w:p>
+      <w:r>
+        <w:t>Вывести текущую дату:</w:t>
+      </w:r>
+    </w:p>
+    <w:p>
+      <w:pPr>
+        <w:rPr>
+          <w:lang w:val="en-US"/>
+        </w:rPr>
+      </w:pPr>
+      <w:r>
+        <w:rPr>
+          <w:lang w:val="en-US"/>
+        </w:rPr>
+        <w:t>function funcDay() {</w:t>
+      </w:r>
+    </w:p>
+    <w:p>
+      <w:pPr>
+        <w:rPr>
+          <w:lang w:val="en-US"/>
+        </w:rPr>
+      </w:pPr>
+      <w:r>
+        <w:rPr>
+          <w:lang w:val="en-US"/>
+        </w:rPr>
+        <w:t>    return (new Date).getDate();</w:t>
+      </w:r>
+    </w:p>
+    <w:p>
+      <w:r>
+        <w:t>}</w:t>
+      </w:r>
+    </w:p>
     <w:p/>
     <w:p>
+      <w:pPr>
+        <w:rPr>
+          <w:lang w:val="en-US"/>
+        </w:rPr>
+      </w:pPr>
+      <w:r>
+        <w:rPr>
+          <w:lang w:val="en-US"/>
+        </w:rPr>
+        <w:t>let date = new Date();</w:t>
+      </w:r>
+    </w:p>
+    <w:p>
+      <w:pPr>
+        <w:rPr>
+          <w:lang w:val="en-US"/>
+        </w:rPr>
+      </w:pPr>
+    </w:p>
+    <w:p>
+      <w:pPr>
+        <w:rPr>
+          <w:lang w:val="en-US"/>
+        </w:rPr>
+      </w:pPr>
+      <w:r>
+        <w:rPr>
+          <w:lang w:val="en-US"/>
+        </w:rPr>
+        <w:t xml:space="preserve">console.log(date.getFullYear()); // </w:t>
+      </w:r>
+      <w:r>
+        <w:t>год</w:t>
+      </w:r>
+    </w:p>
+    <w:p>
+      <w:pPr>
+        <w:rPr>
+          <w:lang w:val="en-US"/>
+        </w:rPr>
+      </w:pPr>
+      <w:r>
+        <w:rPr>
+          <w:lang w:val="en-US"/>
+        </w:rPr>
+        <w:t xml:space="preserve">console.log(date.getMonth());    // </w:t>
+      </w:r>
+      <w:r>
+        <w:t>месяц</w:t>
+      </w:r>
+    </w:p>
+    <w:p>
+      <w:pPr>
+        <w:rPr>
+          <w:lang w:val="en-US"/>
+        </w:rPr>
+      </w:pPr>
+      <w:r>
+        <w:rPr>
+          <w:lang w:val="en-US"/>
+        </w:rPr>
+        <w:t xml:space="preserve">console.log(date.getDate());     // </w:t>
+      </w:r>
+      <w:r>
+        <w:t>день</w:t>
+      </w:r>
+    </w:p>
+    <w:p>
+      <w:pPr>
+        <w:rPr>
+          <w:lang w:val="en-US"/>
+        </w:rPr>
+      </w:pPr>
+    </w:p>
+    <w:p>
+      <w:pPr>
+        <w:rPr>
+          <w:lang w:val="en-US"/>
+        </w:rPr>
+      </w:pPr>
+      <w:r>
+        <w:rPr>
+          <w:lang w:val="en-US"/>
+        </w:rPr>
+        <w:t xml:space="preserve">console.log(date.getHours());    // </w:t>
+      </w:r>
+      <w:r>
+        <w:t>часы</w:t>
+      </w:r>
+    </w:p>
+    <w:p>
+      <w:r>
+        <w:rPr>
+          <w:lang w:val="en-US"/>
+        </w:rPr>
+        <w:t xml:space="preserve">console.log(date.getMinutes());  // </w:t>
+      </w:r>
+      <w:r>
+        <w:t>минуты</w:t>
+      </w:r>
+    </w:p>
+    <w:p>
+      <w:r>
+        <w:t>console.log(date.getSeconds());  // секунды</w:t>
+      </w:r>
+    </w:p>
+    <w:p/>
+    <w:p>
       <w:r>
         <w:t>Разбить строку на массив, развернуть, соединить обратно в строку:</w:t>
       </w:r>
@@ -11534,11 +11726,6 @@
       </w:r>
     </w:p>
     <w:p>
-      <w:pPr>
-        <w:rPr>
-          <w:lang w:val="en-US"/>
-        </w:rPr>
-      </w:pPr>
       <w:r>
         <w:rPr>
           <w:lang w:val="en-US"/>
@@ -11546,26 +11733,118 @@
         <w:t>split(‘’).reverse(),join(‘’)</w:t>
       </w:r>
     </w:p>
-    <w:p>
-      <w:pPr>
-        <w:rPr>
-          <w:lang w:val="en-US"/>
-        </w:rPr>
-      </w:pPr>
-    </w:p>
-    <w:p>
-      <w:pPr>
-        <w:rPr>
-          <w:lang w:val="en-US"/>
-        </w:rPr>
-      </w:pPr>
-    </w:p>
-    <w:p>
-      <w:pPr>
-        <w:jc w:val="both"/>
-        <w:rPr>
-          <w:lang w:val="en-US"/>
-        </w:rPr>
+    <w:p/>
+    <w:p>
+      <w:r>
+        <w:t>Д</w:t>
+      </w:r>
+      <w:r>
+        <w:t>обавляет ноль перед числом от 0 до 9</w:t>
+      </w:r>
+      <w:r>
+        <w:t>:</w:t>
+      </w:r>
+    </w:p>
+    <w:p>
+      <w:pPr>
+        <w:rPr>
+          <w:lang w:val="en-US"/>
+        </w:rPr>
+      </w:pPr>
+      <w:r>
+        <w:rPr>
+          <w:lang w:val="en-US"/>
+        </w:rPr>
+        <w:t>function addZero(num) {</w:t>
+      </w:r>
+    </w:p>
+    <w:p>
+      <w:pPr>
+        <w:rPr>
+          <w:lang w:val="en-US"/>
+        </w:rPr>
+      </w:pPr>
+      <w:r>
+        <w:rPr>
+          <w:lang w:val="en-US"/>
+        </w:rPr>
+        <w:tab/>
+        <w:t>if (num &gt;= 0 &amp;&amp; num &lt;= 9) {</w:t>
+      </w:r>
+    </w:p>
+    <w:p>
+      <w:pPr>
+        <w:rPr>
+          <w:lang w:val="en-US"/>
+        </w:rPr>
+      </w:pPr>
+      <w:r>
+        <w:rPr>
+          <w:lang w:val="en-US"/>
+        </w:rPr>
+        <w:tab/>
+      </w:r>
+      <w:r>
+        <w:rPr>
+          <w:lang w:val="en-US"/>
+        </w:rPr>
+        <w:tab/>
+        <w:t>return '0' + num;</w:t>
+      </w:r>
+    </w:p>
+    <w:p>
+      <w:pPr>
+        <w:rPr>
+          <w:lang w:val="en-US"/>
+        </w:rPr>
+      </w:pPr>
+      <w:r>
+        <w:rPr>
+          <w:lang w:val="en-US"/>
+        </w:rPr>
+        <w:tab/>
+        <w:t>} else {</w:t>
+      </w:r>
+    </w:p>
+    <w:p>
+      <w:pPr>
+        <w:rPr>
+          <w:lang w:val="en-US"/>
+        </w:rPr>
+      </w:pPr>
+      <w:r>
+        <w:rPr>
+          <w:lang w:val="en-US"/>
+        </w:rPr>
+        <w:tab/>
+      </w:r>
+      <w:r>
+        <w:rPr>
+          <w:lang w:val="en-US"/>
+        </w:rPr>
+        <w:tab/>
+        <w:t>return num;</w:t>
+      </w:r>
+    </w:p>
+    <w:p>
+      <w:r>
+        <w:rPr>
+          <w:lang w:val="en-US"/>
+        </w:rPr>
+        <w:tab/>
+      </w:r>
+      <w:r>
+        <w:t>}</w:t>
+      </w:r>
+    </w:p>
+    <w:p>
+      <w:r>
+        <w:t>}</w:t>
+      </w:r>
+    </w:p>
+    <w:p>
+      <w:pPr>
+        <w:jc w:val="both"/>
       </w:pPr>
     </w:p>
     <w:p>
@@ -11650,7 +11929,6 @@
         <w:rPr>
           <w:rStyle w:val="a8"/>
         </w:rPr>
-        <w:lastRenderedPageBreak/>
         <w:t>True</w:t>
       </w:r>
       <w:r>
@@ -11969,7 +12247,7 @@
 </file>
 
 <file path=word/styles.xml><?xml version="1.0" encoding="utf-8"?>
-<w:styles xmlns:mc="http://schemas.openxmlformats.org/markup-compatibility/2006" xmlns:r="http://schemas.openxmlformats.org/officeDocument/2006/relationships" xmlns:w="http://schemas.openxmlformats.org/wordprocessingml/2006/main" xmlns:w14="http://schemas.microsoft.com/office/word/2010/wordml" xmlns:w15="http://schemas.microsoft.com/office/word/2012/wordml" xmlns:w16cex="http://schemas.microsoft.com/office/word/2018/wordml/cex" xmlns:w16cid="http://schemas.microsoft.com/office/word/2016/wordml/cid" xmlns:w16="http://schemas.microsoft.com/office/word/2018/wordml" xmlns:w16sdtdh="http://schemas.microsoft.com/office/word/2020/wordml/sdtdatahash" xmlns:w16se="http://schemas.microsoft.com/office/word/2015/wordml/symex" mc:Ignorable="w14 w15 w16se w16cid w16 w16cex w16sdtdh">
+<w:styles xmlns:mc="http://schemas.openxmlformats.org/markup-compatibility/2006" xmlns:r="http://schemas.openxmlformats.org/officeDocument/2006/relationships" xmlns:w="http://schemas.openxmlformats.org/wordprocessingml/2006/main" xmlns:w14="http://schemas.microsoft.com/office/word/2010/wordml" xmlns:w15="http://schemas.microsoft.com/office/word/2012/wordml" xmlns:w16cex="http://schemas.microsoft.com/office/word/2018/wordml/cex" xmlns:w16cid="http://schemas.microsoft.com/office/word/2016/wordml/cid" xmlns:w16="http://schemas.microsoft.com/office/word/2018/wordml" xmlns:w16du="http://schemas.microsoft.com/office/word/2023/wordml/word16du" xmlns:w16sdtdh="http://schemas.microsoft.com/office/word/2020/wordml/sdtdatahash" xmlns:w16sdtfl="http://schemas.microsoft.com/office/word/2024/wordml/sdtformatlock" xmlns:w16se="http://schemas.microsoft.com/office/word/2015/wordml/symex" mc:Ignorable="w14 w15 w16se w16cid w16 w16cex w16sdtdh w16sdtfl w16du">
   <w:docDefaults>
     <w:rPrDefault>
       <w:rPr>
@@ -12575,7 +12853,6 @@
   <w:style w:type="character" w:default="1" w:styleId="a0">
     <w:name w:val="Default Paragraph Font"/>
     <w:uiPriority w:val="1"/>
-    <w:semiHidden/>
     <w:unhideWhenUsed/>
   </w:style>
   <w:style w:type="table" w:default="1" w:styleId="a1">

--- a/Заметки для работы.docx
+++ b/Заметки для работы.docx
@@ -1,6 +1,6 @@
 
 <file path=word/document.xml><?xml version="1.0" encoding="utf-8"?>
-<w:document xmlns:wpc="http://schemas.microsoft.com/office/word/2010/wordprocessingCanvas" xmlns:cx="http://schemas.microsoft.com/office/drawing/2014/chartex" xmlns:cx1="http://schemas.microsoft.com/office/drawing/2015/9/8/chartex" xmlns:cx2="http://schemas.microsoft.com/office/drawing/2015/10/21/chartex" xmlns:cx3="http://schemas.microsoft.com/office/drawing/2016/5/9/chartex" xmlns:cx4="http://schemas.microsoft.com/office/drawing/2016/5/10/chartex" xmlns:cx5="http://schemas.microsoft.com/office/drawing/2016/5/11/chartex" xmlns:cx6="http://schemas.microsoft.com/office/drawing/2016/5/12/chartex" xmlns:cx7="http://schemas.microsoft.com/office/drawing/2016/5/13/chartex" xmlns:cx8="http://schemas.microsoft.com/office/drawing/2016/5/14/chartex" xmlns:mc="http://schemas.openxmlformats.org/markup-compatibility/2006" xmlns:aink="http://schemas.microsoft.com/office/drawing/2016/ink" xmlns:am3d="http://schemas.microsoft.com/office/drawing/2017/model3d" xmlns:o="urn:schemas-microsoft-com:office:office" xmlns:oel="http://schemas.microsoft.com/office/2019/extlst" xmlns:r="http://schemas.openxmlformats.org/officeDocument/2006/relationships" xmlns:m="http://schemas.openxmlformats.org/officeDocument/2006/math" xmlns:v="urn:schemas-microsoft-com:vml" xmlns:wp14="http://schemas.microsoft.com/office/word/2010/wordprocessingDrawing" xmlns:wp="http://schemas.openxmlformats.org/drawingml/2006/wordprocessingDrawing" xmlns:w10="urn:schemas-microsoft-com:office:word" xmlns:w="http://schemas.openxmlformats.org/wordprocessingml/2006/main" xmlns:w14="http://schemas.microsoft.com/office/word/2010/wordml" xmlns:w15="http://schemas.microsoft.com/office/word/2012/wordml" xmlns:w16cex="http://schemas.microsoft.com/office/word/2018/wordml/cex" xmlns:w16cid="http://schemas.microsoft.com/office/word/2016/wordml/cid" xmlns:w16="http://schemas.microsoft.com/office/word/2018/wordml" xmlns:w16du="http://schemas.microsoft.com/office/word/2023/wordml/word16du" xmlns:w16sdtdh="http://schemas.microsoft.com/office/word/2020/wordml/sdtdatahash" xmlns:w16sdtfl="http://schemas.microsoft.com/office/word/2024/wordml/sdtformatlock" xmlns:w16se="http://schemas.microsoft.com/office/word/2015/wordml/symex" xmlns:wpg="http://schemas.microsoft.com/office/word/2010/wordprocessingGroup" xmlns:wpi="http://schemas.microsoft.com/office/word/2010/wordprocessingInk" xmlns:wne="http://schemas.microsoft.com/office/word/2006/wordml" xmlns:wps="http://schemas.microsoft.com/office/word/2010/wordprocessingShape" mc:Ignorable="w14 w15 w16se w16cid w16 w16cex w16sdtdh w16sdtfl w16du wp14">
+<w:document xmlns:wpc="http://schemas.microsoft.com/office/word/2010/wordprocessingCanvas" xmlns:cx="http://schemas.microsoft.com/office/drawing/2014/chartex" xmlns:cx1="http://schemas.microsoft.com/office/drawing/2015/9/8/chartex" xmlns:cx2="http://schemas.microsoft.com/office/drawing/2015/10/21/chartex" xmlns:cx3="http://schemas.microsoft.com/office/drawing/2016/5/9/chartex" xmlns:cx4="http://schemas.microsoft.com/office/drawing/2016/5/10/chartex" xmlns:cx5="http://schemas.microsoft.com/office/drawing/2016/5/11/chartex" xmlns:cx6="http://schemas.microsoft.com/office/drawing/2016/5/12/chartex" xmlns:cx7="http://schemas.microsoft.com/office/drawing/2016/5/13/chartex" xmlns:cx8="http://schemas.microsoft.com/office/drawing/2016/5/14/chartex" xmlns:mc="http://schemas.openxmlformats.org/markup-compatibility/2006" xmlns:aink="http://schemas.microsoft.com/office/drawing/2016/ink" xmlns:am3d="http://schemas.microsoft.com/office/drawing/2017/model3d" xmlns:o="urn:schemas-microsoft-com:office:office" xmlns:r="http://schemas.openxmlformats.org/officeDocument/2006/relationships" xmlns:m="http://schemas.openxmlformats.org/officeDocument/2006/math" xmlns:v="urn:schemas-microsoft-com:vml" xmlns:wp14="http://schemas.microsoft.com/office/word/2010/wordprocessingDrawing" xmlns:wp="http://schemas.openxmlformats.org/drawingml/2006/wordprocessingDrawing" xmlns:w10="urn:schemas-microsoft-com:office:word" xmlns:w="http://schemas.openxmlformats.org/wordprocessingml/2006/main" xmlns:w14="http://schemas.microsoft.com/office/word/2010/wordml" xmlns:w15="http://schemas.microsoft.com/office/word/2012/wordml" xmlns:w16cex="http://schemas.microsoft.com/office/word/2018/wordml/cex" xmlns:w16cid="http://schemas.microsoft.com/office/word/2016/wordml/cid" xmlns:w16="http://schemas.microsoft.com/office/word/2018/wordml" xmlns:w16sdtdh="http://schemas.microsoft.com/office/word/2020/wordml/sdtdatahash" xmlns:w16se="http://schemas.microsoft.com/office/word/2015/wordml/symex" xmlns:wpg="http://schemas.microsoft.com/office/word/2010/wordprocessingGroup" xmlns:wpi="http://schemas.microsoft.com/office/word/2010/wordprocessingInk" xmlns:wne="http://schemas.microsoft.com/office/word/2006/wordml" xmlns:wps="http://schemas.microsoft.com/office/word/2010/wordprocessingShape" mc:Ignorable="w14 w15 w16se w16cid w16 w16cex w16sdtdh wp14">
   <w:body>
     <w:sdt>
       <w:sdtPr>
@@ -1318,15 +1318,7 @@
                 <w:noProof/>
                 <w:lang w:val="en-US"/>
               </w:rPr>
-              <w:t>DO</w:t>
-            </w:r>
-            <w:r>
-              <w:rPr>
-                <w:rStyle w:val="ad"/>
-                <w:noProof/>
-                <w:lang w:val="en-US"/>
-              </w:rPr>
-              <w:t>M</w:t>
+              <w:t>DOM</w:t>
             </w:r>
             <w:r>
               <w:rPr>
@@ -1633,6 +1625,9 @@
     <w:p>
       <w:pPr>
         <w:jc w:val="both"/>
+        <w:rPr>
+          <w:lang w:val="en-US"/>
+        </w:rPr>
       </w:pPr>
       <w:r>
         <w:t>3</w:t>
@@ -1641,13 +1636,13 @@
         <w:rPr>
           <w:lang w:val="en-US"/>
         </w:rPr>
-        <w:t>5</w:t>
-      </w:r>
-      <w:r>
-        <w:rPr>
-          <w:lang w:val="en-US"/>
-        </w:rPr>
-        <w:t>3</w:t>
+        <w:t>6</w:t>
+      </w:r>
+      <w:r>
+        <w:rPr>
+          <w:lang w:val="en-US"/>
+        </w:rPr>
+        <w:t>1</w:t>
       </w:r>
     </w:p>
     <w:p>
@@ -12825,6 +12820,21 @@
         <w:ind w:left="709" w:hanging="709"/>
         <w:jc w:val="both"/>
       </w:pPr>
+      <w:r>
+        <w:t>Array.from()</w:t>
+      </w:r>
+      <w:r>
+        <w:t xml:space="preserve"> - </w:t>
+      </w:r>
+      <w:r>
+        <w:t>это стандартный метод JavaScript, который умеет переводить любые псевдомассивы или коллекций в настоящие массивы</w:t>
+      </w:r>
+    </w:p>
+    <w:p>
+      <w:pPr>
+        <w:ind w:left="709" w:hanging="709"/>
+        <w:jc w:val="both"/>
+      </w:pPr>
     </w:p>
     <w:p>
       <w:pPr>
@@ -13147,6 +13157,7 @@
     <w:p/>
     <w:p>
       <w:r>
+        <w:lastRenderedPageBreak/>
         <w:t>Разбить строку на массив, развернуть, соединить обратно в строку:</w:t>
       </w:r>
     </w:p>
@@ -13157,7 +13168,6 @@
     </w:p>
     <w:p>
       <w:r>
-        <w:lastRenderedPageBreak/>
         <w:t>reverse() — разворачивает этот массив задом наперед</w:t>
       </w:r>
     </w:p>
@@ -13176,7 +13186,19 @@
         <w:rPr>
           <w:lang w:val="en-US"/>
         </w:rPr>
-        <w:t>split(‘’).reverse(),join(‘’)</w:t>
+        <w:t>split(‘’).reverse()</w:t>
+      </w:r>
+      <w:r>
+        <w:rPr>
+          <w:lang w:val="en-US"/>
+        </w:rPr>
+        <w:t>.</w:t>
+      </w:r>
+      <w:r>
+        <w:rPr>
+          <w:lang w:val="en-US"/>
+        </w:rPr>
+        <w:t>join(‘’)</w:t>
       </w:r>
     </w:p>
     <w:p>
@@ -13703,9 +13725,6 @@
       <w:pPr>
         <w:ind w:firstLine="708"/>
         <w:jc w:val="both"/>
-        <w:rPr>
-          <w:lang w:val="en-US"/>
-        </w:rPr>
       </w:pPr>
       <w:r>
         <w:rPr>
@@ -13795,7 +13814,216 @@
         <w:t>HTML</w:t>
       </w:r>
       <w:r>
-        <w:t xml:space="preserve"> код элементов.</w:t>
+        <w:t xml:space="preserve"> код элементов</w:t>
+      </w:r>
+    </w:p>
+    <w:p>
+      <w:pPr>
+        <w:jc w:val="both"/>
+        <w:rPr>
+          <w:lang w:val="en-US"/>
+        </w:rPr>
+      </w:pPr>
+      <w:r>
+        <w:t>… .</w:t>
+      </w:r>
+      <w:r>
+        <w:t xml:space="preserve"> </w:t>
+      </w:r>
+      <w:r>
+        <w:rPr>
+          <w:lang w:val="en-US"/>
+        </w:rPr>
+        <w:t>className</w:t>
+      </w:r>
+      <w:r>
+        <w:t xml:space="preserve"> – </w:t>
+      </w:r>
+      <w:r>
+        <w:t xml:space="preserve">считать значение атрибута </w:t>
+      </w:r>
+      <w:r>
+        <w:rPr>
+          <w:lang w:val="en-US"/>
+        </w:rPr>
+        <w:t>class</w:t>
+      </w:r>
+    </w:p>
+    <w:p>
+      <w:pPr>
+        <w:jc w:val="both"/>
+      </w:pPr>
+      <w:r>
+        <w:t>classList — это специальное свойство HTML-элемента, которое содержит в себе актуальный список всех его CSS-классов.</w:t>
+      </w:r>
+    </w:p>
+    <w:p>
+      <w:pPr>
+        <w:jc w:val="both"/>
+      </w:pPr>
+      <w:r>
+        <w:tab/>
+      </w:r>
+      <w:r>
+        <w:t>elem.classList.add('new-class') — добавляет класс</w:t>
+      </w:r>
+    </w:p>
+    <w:p>
+      <w:pPr>
+        <w:ind w:firstLine="708"/>
+        <w:jc w:val="both"/>
+        <w:rPr>
+          <w:lang w:val="en-US"/>
+        </w:rPr>
+      </w:pPr>
+      <w:r>
+        <w:rPr>
+          <w:lang w:val="en-US"/>
+        </w:rPr>
+        <w:t xml:space="preserve">elem.classList.remove('old-class') — </w:t>
+      </w:r>
+      <w:r>
+        <w:t>удаляет</w:t>
+      </w:r>
+      <w:r>
+        <w:rPr>
+          <w:lang w:val="en-US"/>
+        </w:rPr>
+        <w:t xml:space="preserve"> </w:t>
+      </w:r>
+      <w:r>
+        <w:t>класс</w:t>
+      </w:r>
+    </w:p>
+    <w:p>
+      <w:pPr>
+        <w:ind w:left="708"/>
+        <w:jc w:val="both"/>
+      </w:pPr>
+      <w:r>
+        <w:rPr>
+          <w:lang w:val="en-US"/>
+        </w:rPr>
+        <w:t>elem</w:t>
+      </w:r>
+      <w:r>
+        <w:t>.</w:t>
+      </w:r>
+      <w:r>
+        <w:rPr>
+          <w:lang w:val="en-US"/>
+        </w:rPr>
+        <w:t>classList</w:t>
+      </w:r>
+      <w:r>
+        <w:t>.</w:t>
+      </w:r>
+      <w:r>
+        <w:rPr>
+          <w:lang w:val="en-US"/>
+        </w:rPr>
+        <w:t>toggle</w:t>
+      </w:r>
+      <w:r>
+        <w:t>('</w:t>
+      </w:r>
+      <w:r>
+        <w:rPr>
+          <w:lang w:val="en-US"/>
+        </w:rPr>
+        <w:t>active</w:t>
+      </w:r>
+      <w:r>
+        <w:t>') — включает/выключает класс (если есть — удалит, если нет — добавит)</w:t>
+      </w:r>
+    </w:p>
+    <w:p>
+      <w:pPr>
+        <w:ind w:left="708"/>
+        <w:jc w:val="both"/>
+      </w:pPr>
+      <w:r>
+        <w:rPr>
+          <w:lang w:val="en-US"/>
+        </w:rPr>
+        <w:t>elem</w:t>
+      </w:r>
+      <w:r>
+        <w:t>.</w:t>
+      </w:r>
+      <w:r>
+        <w:rPr>
+          <w:lang w:val="en-US"/>
+        </w:rPr>
+        <w:t>classList</w:t>
+      </w:r>
+      <w:r>
+        <w:t>.</w:t>
+      </w:r>
+      <w:r>
+        <w:rPr>
+          <w:lang w:val="en-US"/>
+        </w:rPr>
+        <w:t>contains</w:t>
+      </w:r>
+      <w:r>
+        <w:t>('</w:t>
+      </w:r>
+      <w:r>
+        <w:rPr>
+          <w:lang w:val="en-US"/>
+        </w:rPr>
+        <w:t>aaa</w:t>
+      </w:r>
+      <w:r>
+        <w:t xml:space="preserve">') — проверяет, есть ли такой класс у элемента (возвращает </w:t>
+      </w:r>
+      <w:r>
+        <w:rPr>
+          <w:lang w:val="en-US"/>
+        </w:rPr>
+        <w:t>true</w:t>
+      </w:r>
+      <w:r>
+        <w:t xml:space="preserve"> или </w:t>
+      </w:r>
+      <w:r>
+        <w:rPr>
+          <w:lang w:val="en-US"/>
+        </w:rPr>
+        <w:t>false</w:t>
+      </w:r>
+      <w:r>
+        <w:t>).</w:t>
+      </w:r>
+    </w:p>
+    <w:p>
+      <w:pPr>
+        <w:jc w:val="both"/>
+        <w:rPr>
+          <w:lang w:val="en-US"/>
+        </w:rPr>
+      </w:pPr>
+      <w:r>
+        <w:t xml:space="preserve">… . </w:t>
+      </w:r>
+      <w:r>
+        <w:rPr>
+          <w:lang w:val="en-US"/>
+        </w:rPr>
+        <w:t>htmlFor</w:t>
+      </w:r>
+      <w:r>
+        <w:t xml:space="preserve"> – </w:t>
+      </w:r>
+      <w:r>
+        <w:t xml:space="preserve">считать значение атрибута </w:t>
+      </w:r>
+      <w:r>
+        <w:rPr>
+          <w:lang w:val="en-US"/>
+        </w:rPr>
+        <w:t>for</w:t>
       </w:r>
     </w:p>
     <w:p>
@@ -13995,7 +14223,6 @@
         <w:rPr>
           <w:lang w:val="en-US"/>
         </w:rPr>
-        <w:lastRenderedPageBreak/>
         <w:t>HTML</w:t>
       </w:r>
       <w:bookmarkEnd w:id="19"/>
@@ -14395,11 +14622,6 @@
       </w:r>
     </w:p>
     <w:p>
-      <w:pPr>
-        <w:rPr>
-          <w:lang w:val="en-US"/>
-        </w:rPr>
-      </w:pPr>
       <w:r>
         <w:rPr>
           <w:b/>
@@ -14485,10 +14707,7 @@
         <w:t>a</w:t>
       </w:r>
       <w:r>
-        <w:t>&gt;</w:t>
-      </w:r>
-      <w:r>
-        <w:t xml:space="preserve"> - </w:t>
+        <w:t xml:space="preserve">&gt; - </w:t>
       </w:r>
       <w:r>
         <w:t>ссылка</w:t>
@@ -14702,17 +14921,11 @@
     <w:p>
       <w:pPr>
         <w:jc w:val="both"/>
-        <w:rPr>
-          <w:lang w:val="en-US"/>
-        </w:rPr>
-      </w:pPr>
-    </w:p>
-    <w:p>
-      <w:pPr>
-        <w:jc w:val="both"/>
-        <w:rPr>
-          <w:lang w:val="en-US"/>
-        </w:rPr>
+      </w:pPr>
+    </w:p>
+    <w:p>
+      <w:pPr>
+        <w:jc w:val="both"/>
       </w:pPr>
     </w:p>
     <w:sectPr>
@@ -14726,7 +14939,7 @@
 </file>
 
 <file path=word/styles.xml><?xml version="1.0" encoding="utf-8"?>
-<w:styles xmlns:mc="http://schemas.openxmlformats.org/markup-compatibility/2006" xmlns:r="http://schemas.openxmlformats.org/officeDocument/2006/relationships" xmlns:w="http://schemas.openxmlformats.org/wordprocessingml/2006/main" xmlns:w14="http://schemas.microsoft.com/office/word/2010/wordml" xmlns:w15="http://schemas.microsoft.com/office/word/2012/wordml" xmlns:w16cex="http://schemas.microsoft.com/office/word/2018/wordml/cex" xmlns:w16cid="http://schemas.microsoft.com/office/word/2016/wordml/cid" xmlns:w16="http://schemas.microsoft.com/office/word/2018/wordml" xmlns:w16du="http://schemas.microsoft.com/office/word/2023/wordml/word16du" xmlns:w16sdtdh="http://schemas.microsoft.com/office/word/2020/wordml/sdtdatahash" xmlns:w16sdtfl="http://schemas.microsoft.com/office/word/2024/wordml/sdtformatlock" xmlns:w16se="http://schemas.microsoft.com/office/word/2015/wordml/symex" mc:Ignorable="w14 w15 w16se w16cid w16 w16cex w16sdtdh w16sdtfl w16du">
+<w:styles xmlns:mc="http://schemas.openxmlformats.org/markup-compatibility/2006" xmlns:r="http://schemas.openxmlformats.org/officeDocument/2006/relationships" xmlns:w="http://schemas.openxmlformats.org/wordprocessingml/2006/main" xmlns:w14="http://schemas.microsoft.com/office/word/2010/wordml" xmlns:w15="http://schemas.microsoft.com/office/word/2012/wordml" xmlns:w16cex="http://schemas.microsoft.com/office/word/2018/wordml/cex" xmlns:w16cid="http://schemas.microsoft.com/office/word/2016/wordml/cid" xmlns:w16="http://schemas.microsoft.com/office/word/2018/wordml" xmlns:w16sdtdh="http://schemas.microsoft.com/office/word/2020/wordml/sdtdatahash" xmlns:w16se="http://schemas.microsoft.com/office/word/2015/wordml/symex" mc:Ignorable="w14 w15 w16se w16cid w16 w16cex w16sdtdh">
   <w:docDefaults>
     <w:rPrDefault>
       <w:rPr>
@@ -15332,6 +15545,7 @@
   <w:style w:type="character" w:default="1" w:styleId="a0">
     <w:name w:val="Default Paragraph Font"/>
     <w:uiPriority w:val="1"/>
+    <w:semiHidden/>
     <w:unhideWhenUsed/>
   </w:style>
   <w:style w:type="table" w:default="1" w:styleId="a1">
